--- a/eng/docx/18.content.docx
+++ b/eng/docx/18.content.docx
@@ -7,6 +7,15 @@
       <w:r/>
     </w:p>
     <w:p>
+      <w:pPr>
+        <w:pStyle w:val="Heading2"/>
+      </w:pPr>
+      <w:r>
+        <w:t>Resource: Study Notes (Tyndale)</w:t>
+      </w:r>
+      <w:r/>
+    </w:p>
+    <w:p>
       <w:r/>
       <w:r>
         <w:rPr>
@@ -46,7 +55,7 @@
         <w:pStyle w:val="Heading1"/>
       </w:pPr>
       <w:r>
-        <w:t>Aquifer Open Study Notes</w:t>
+        <w:t>Study Notes (Tyndale)</w:t>
       </w:r>
     </w:p>
     <w:p>
@@ -55,6 +64,51 @@
           <w:headerReference w:type="even" r:id="rId8"/>
           <w:headerReference w:type="default" r:id="rId9"/>
           <w:footerReference w:type="default" r:id="rId10"/>
+          <w:footnotePr>
+            <w:numRestart w:val="eachSect"/>
+          </w:footnotePr>
+          <w:type w:val="continuous"/>
+          <w:pgSz w:w="12240" w:h="15840" w:code="1"/>
+          <w:pgMar w:top="1440" w:right="1440" w:bottom="1440" w:left="1440" w:header="504" w:footer="504" w:gutter="0"/>
+          <w:cols w:space="708"/>
+          <w:titlePg/>
+          <w:docGrid w:linePitch="360"/>
+        </w:sectPr>
+      </w:pPr>
+    </w:p>
+    <w:p>
+      <w:r/>
+    </w:p>
+    <w:p>
+      <w:pPr>
+        <w:pStyle w:val="Heading2"/>
+      </w:pPr>
+      <w:r>
+        <w:t>JOB</w:t>
+      </w:r>
+      <w:r/>
+    </w:p>
+    <w:p>
+      <w:r/>
+      <w:r>
+        <w:rPr>
+          <w:i/>
+        </w:rPr>
+        <w:t>Job 1:1, Job 1:1–2:13, Job 1:2–3, Job 1:5, Job 1:6–7, Job 1:8, Job 1:9–11, Job 1:10, Job 1:11–12, Job 1:13–19, Job 1:15, Job 1:16, Job 1:19, Job 1:20, Job 2:1–3, Job 2:3, Job 2:5, Job 2:6, Job 2:7, Job 2:8, Job 2:9, Job 2:10, Job 2:11, Job 2:12, Job 2:13, Job 3:1–10, Job 3:1–26, Job 3:5, Job 3:8, Job 3:9, Job 3:10, Job 3:11–24, Job 3:14, Job 3:15, Job 3:20, Job 3:21, Job 4:1–2, Job 4:1–14.22, Job 4:3–4, Job 4:7, Job 4:8, Job 4:9, Job 4:12–16, Job 4:13, Job 4:14, Job 4:15, Job 4:17, Job 4:18–21, Job 4:21, Job 5:1, Job 5:4, Job 5:8, Job 5:9–10, Job 5:9–16, Job 5:13, Job 5:17, Job 5:19–26, Job 5:24, Job 5:25, Job 6:1–7.21, Job 6:3–4, Job 6:6, Job 6:9, Job 6:14–27, Job 6:19, Job 6:27, Job 6:30, Job 7:1, Job 7:2, Job 7:3, Job 7:5, Job 7:6–21, Job 7:7, Job 7:8, Job 7:9, Job 7:11, Job 7:12, Job 7:13–14, Job 7:16, Job 7:17–18, Job 7:19, Job 7:20, Job 8:1, Job 8:2, Job 8:3–4, Job 8:7, Job 8:8–10, Job 8:9, Job 8:11, Job 8:12–13, Job 8:16–17, Job 9:1–35, Job 9:3, Job 9:5–6, Job 9:9, Job 9:13, Job 9:17, Job 9:21, Job 9:28, Job 9:30, Job 9:31, Job 9:32–33, Job 10:8–11, Job 10:20–22, Job 11:1, Job 11:2–3, Job 11:4, Job 11:5–6, Job 11:7, Job 11:13–14, Job 12:1–14.22, Job 12:7–8, Job 12:7–9, Job 12:9, Job 12:11, Job 12:12, Job 12:17, Job 12:18, Job 12:19, Job 12:21, Job 12:22, Job 12:23–24, Job 12:25, Job 13:1–2, Job 13:7–10, Job 13:12, Job 13:20–21, Job 13:22–23, Job 13:24, Job 13:25, Job 14:1–2, Job 14:3, Job 14:12, Job 14:13, Job 14:16, Job 14:17, Job 14:22, Job 15:1–21.34, Job 15:2–3, Job 15:6, Job 15:7–8, Job 15:8, Job 15:9–10, Job 15:12, Job 15:14, Job 15:15, Job 15:17–19, Job 15:20–35, Job 15:21, Job 15:22, Job 15:23, Job 15:25, Job 15:30, Job 15:34, Job 16:4, Job 16:7, Job 16:9–10, Job 16:12, Job 16:13, Job 16:14, Job 16:15, Job 16:17, Job 16:18, Job 16:18–22, Job 16:19–21, Job 17:1, Job 17:2, Job 17:3–5, Job 17:6, Job 17:8–9, Job 17:10–16, Job 17:13, Job 17:14, Job 17:16, Job 18:2–3, Job 18:5, Job 18:7, Job 18:8–10, Job 18:11–13, Job 18:13, Job 18:15, Job 18:17, Job 18:19, Job 18:20, Job 18:21, Job 19:3, Job 19:6, Job 19:7, Job 19:8, Job 19:9, Job 19:17, Job 19:19, Job 19:20, Job 19:21, Job 19:22, Job 19:23, Job 19:25, Job 19:26, Job 19:27, Job 19:29, Job 20:7, Job 20:10, Job 20:14–16, Job 20:17, Job 20:20, Job 20:24, Job 20:25, Job 20:26, Job 20:27, Job 21:2, Job 21:6, Job 21:8, Job 21:17, Job 21:19, Job 21:22, Job 21:24, Job 21:25, Job 21:26, Job 21:28, Job 21:33, Job 21:34, Job 22:1–26.14, Job 22:2–3, Job 22:6, Job 22:9, Job 22:12–14, Job 22:18, Job 22:19–20, Job 22:22, Job 22:23, Job 22:24, Job 22:25, Job 22:27, Job 22:29, Job 23:2, Job 23:4, Job 23:6–7, Job 23:10, Job 23:13–14, Job 23:15–17, Job 24:1, Job 24:2, Job 24:2–17, Job 24:3, Job 24:6, Job 24:7, Job 24:9, Job 24:11, Job 24:12, Job 24:18–24, Job 25:4, Job 26:2, Job 26:4, Job 26:5–6, Job 26:7, Job 26:10, Job 26:11, Job 26:12, Job 26:13, Job 27:1, Job 27:2, Job 27:5–6, Job 27:9–23, Job 28:1–28, Job 28:5, Job 28:13, Job 28:16–19, Job 28:23–27, Job 28:28, Job 29:1–31.40, Job 29:2, Job 29:7, Job 29:14, Job 29:16, Job 29:18, Job 29:25, Job 30:2–3, Job 30:5–6, Job 30:9, Job 30:10, Job 30:12–14, Job 30:15, Job 30:18, Job 30:19, Job 30:20–21, Job 30:22, Job 30:28, Job 30:29, Job 30:30, Job 31:1, Job 31:1–40, Job 31:5–8, Job 31:9–10, Job 31:11, Job 31:12, Job 31:13–15, Job 31:21, Job 31:22–23, Job 31:24, Job 31:25, Job 31:26, Job 31:26–28, Job 31:27, Job 31:28, Job 31:29–30, Job 31:31–32, Job 31:35, Job 31:36, Job 31:37, Job 31:38, Job 31:40, Job 32:1, Job 32:1–37.24, Job 32:2, Job 32:4–7, Job 32:8–9, Job 32:15–16, Job 32:18–20, Job 33:1, Job 33:5, Job 33:7, Job 33:9, Job 33:11, Job 33:13, Job 33:15, Job 33:18, Job 33:22, Job 33:23, Job 33:24, Job 33:26, Job 33:32, Job 34:3–4, Job 34:5–6, Job 34:6, Job 34:9, Job 34:10–15, Job 34:11, Job 34:17, Job 34:19, Job 34:22, Job 34:23, Job 34:24, Job 34:26, Job 34:31, Job 34:36, Job 35:4–8, Job 35:15–16, Job 35:16, Job 36:4, Job 36:7, Job 36:11, Job 36:12, Job 36:31, Job 37:2, Job 37:7, Job 37:13, Job 37:17, Job 37:20, Job 37:22, Job 37:23, Job 38:1–3, Job 38:1–40.5, Job 38:1–42.6, Job 38:2, Job 38:7, Job 38:10–11, Job 38:14, Job 38:21, Job 38:22–23, Job 38:24–27, Job 38:36, Job 39:5–7, Job 39:9–12, Job 39:13–18, Job 39:14–16, Job 39:18, Job 39:24, Job 39:30, Job 40:1–2, Job 40:3–5, Job 40:4, Job 40:5, Job 40:6–7, Job 40:8, Job 40:11–12, Job 40:15–24, Job 41:1, Job 42:1–6, Job 42:5, Job 42:7, Job 42:8–9, Job 42:10, Job 42:11, Job 42:12, Job 42:14, Job 42:15, Job 42:16, Job 42:17</w:t>
+      </w:r>
+      <w:r/>
+    </w:p>
+    <w:p>
+      <w:r/>
+      <w:r>
+        <w:t xml:space="preserve"> </w:t>
+      </w:r>
+      <w:r/>
+      <w:r/>
+    </w:p>
+    <w:p>
+      <w:pPr>
+        <w:sectPr>
           <w:footnotePr>
             <w:numRestart w:val="eachSect"/>
           </w:footnotePr>

--- a/eng/docx/18.content.docx
+++ b/eng/docx/18.content.docx
@@ -166,13 +166,6 @@
       </w:r>
       <w:r>
         <w:rPr>
-          <w:i/>
-          <w:lang w:val="en_US" w:bidi="en_US"/>
-        </w:rPr>
-        <w:t>Job 1:1, Job 1:1–2:13, Job 1:2–3, Job 1:5, Job 1:6–7, Job 1:8, Job 1:9–11, Job 1:10, Job 1:11–12, Job 1:13–19, Job 1:15, Job 1:16, Job 1:19, Job 1:20, Job 2:1–3, Job 2:3, Job 2:5, Job 2:6, Job 2:7, Job 2:8, Job 2:9, Job 2:10, Job 2:11, Job 2:12, Job 2:13, Job 3:1–10, Job 3:1–26, Job 3:5, Job 3:8, Job 3:9, Job 3:10, Job 3:11–24, Job 3:14, Job 3:15, Job 3:20, Job 3:21, Job 4:1–2, Job 4:1–14.22, Job 4:3–4, Job 4:7, Job 4:8, Job 4:9, Job 4:12–16, Job 4:13, Job 4:14, Job 4:15, Job 4:17, Job 4:18–21, Job 4:21, Job 5:1, Job 5:4, Job 5:8, Job 5:9–10, Job 5:9–16, Job 5:13, Job 5:17, Job 5:19–26, Job 5:24, Job 5:25, Job 6:1–7.21, Job 6:3–4, Job 6:6, Job 6:9, Job 6:14–27, Job 6:19, Job 6:27, Job 6:30, Job 7:1, Job 7:2, Job 7:3, Job 7:5, Job 7:6–21, Job 7:7, Job 7:8, Job 7:9, Job 7:11, Job 7:12, Job 7:13–14, Job 7:16, Job 7:17–18, Job 7:19, Job 7:20, Job 8:1, Job 8:2, Job 8:3–4, Job 8:7, Job 8:8–10, Job 8:9, Job 8:11, Job 8:12–13, Job 8:16–17, Job 9:1–35, Job 9:3, Job 9:5–6, Job 9:9, Job 9:13, Job 9:17, Job 9:21, Job 9:28, Job 9:30, Job 9:31, Job 9:32–33, Job 10:8–11, Job 10:20–22, Job 11:1, Job 11:2–3, Job 11:4, Job 11:5–6, Job 11:7, Job 11:13–14, Job 12:1–14.22, Job 12:7–8, Job 12:7–9, Job 12:9, Job 12:11, Job 12:12, Job 12:17, Job 12:18, Job 12:19, Job 12:21, Job 12:22, Job 12:23–24, Job 12:25, Job 13:1–2, Job 13:7–10, Job 13:12, Job 13:20–21, Job 13:22–23, Job 13:24, Job 13:25, Job 14:1–2, Job 14:3, Job 14:12, Job 14:13, Job 14:16, Job 14:17, Job 14:22, Job 15:1–21.34, Job 15:2–3, Job 15:6, Job 15:7–8, Job 15:8, Job 15:9–10, Job 15:12, Job 15:14, Job 15:15, Job 15:17–19, Job 15:20–35, Job 15:21, Job 15:22, Job 15:23, Job 15:25, Job 15:30, Job 15:34, Job 16:4, Job 16:7, Job 16:9–10, Job 16:12, Job 16:13, Job 16:14, Job 16:15, Job 16:17, Job 16:18, Job 16:18–22, Job 16:19–21, Job 17:1, Job 17:2, Job 17:3–5, Job 17:6, Job 17:8–9, Job 17:10–16, Job 17:13, Job 17:14, Job 17:16, Job 18:2–3, Job 18:5, Job 18:7, Job 18:8–10, Job 18:11–13, Job 18:13, Job 18:15, Job 18:17, Job 18:19, Job 18:20, Job 18:21, Job 19:3, Job 19:6, Job 19:7, Job 19:8, Job 19:9, Job 19:17, Job 19:19, Job 19:20, Job 19:21, Job 19:22, Job 19:23, Job 19:25, Job 19:26, Job 19:27, Job 19:29, Job 20:7, Job 20:10, Job 20:14–16, Job 20:17, Job 20:20, Job 20:24, Job 20:25, Job 20:26, Job 20:27, Job 21:2, Job 21:6, Job 21:8, Job 21:17, Job 21:19, Job 21:22, Job 21:24, Job 21:25, Job 21:26, Job 21:28, Job 21:33, Job 21:34, Job 22:1–26.14, Job 22:2–3, Job 22:6, Job 22:9, Job 22:12–14, Job 22:18, Job 22:19–20, Job 22:22, Job 22:23, Job 22:24, Job 22:25, Job 22:27, Job 22:29, Job 23:2, Job 23:4, Job 23:6–7, Job 23:10, Job 23:13–14, Job 23:15–17, Job 24:1, Job 24:2, Job 24:2–17, Job 24:3, Job 24:6, Job 24:7, Job 24:9, Job 24:11, Job 24:12, Job 24:18–24, Job 25:4, Job 26:2, Job 26:4, Job 26:5–6, Job 26:7, Job 26:10, Job 26:11, Job 26:12, Job 26:13, Job 27:1, Job 27:2, Job 27:5–6, Job 27:9–23, Job 28:1–28, Job 28:5, Job 28:13, Job 28:16–19, Job 28:23–27, Job 28:28, Job 29:1–31.40, Job 29:2, Job 29:7, Job 29:14, Job 29:16, Job 29:18, Job 29:25, Job 30:2–3, Job 30:5–6, Job 30:9, Job 30:10, Job 30:12–14, Job 30:15, Job 30:18, Job 30:19, Job 30:20–21, Job 30:22, Job 30:28, Job 30:29, Job 30:30, Job 31:1, Job 31:1–40, Job 31:5–8, Job 31:9–10, Job 31:11, Job 31:12, Job 31:13–15, Job 31:21, Job 31:22–23, Job 31:24, Job 31:25, Job 31:26, Job 31:26–28, Job 31:27, Job 31:28, Job 31:29–30, Job 31:31–32, Job 31:35, Job 31:36, Job 31:37, Job 31:38, Job 31:40, Job 32:1, Job 32:1–37.24, Job 32:2, Job 32:4–7, Job 32:8–9, Job 32:15–16, Job 32:18–20, Job 33:1, Job 33:5, Job 33:7, Job 33:9, Job 33:11, Job 33:13, Job 33:15, Job 33:18, Job 33:22, Job 33:23, Job 33:24, Job 33:26, Job 33:32, Job 34:3–4, Job 34:5–6, Job 34:6, Job 34:9, Job 34:10–15, Job 34:11, Job 34:17, Job 34:19, Job 34:22, Job 34:23, Job 34:24, Job 34:26, Job 34:31, Job 34:36, Job 35:4–8, Job 35:15–16, Job 35:16, Job 36:4, Job 36:7, Job 36:11, Job 36:12, Job 36:31, Job 37:2, Job 37:7, Job 37:13, Job 37:17, Job 37:20, Job 37:22, Job 37:23, Job 38:1–3, Job 38:1–40.5, Job 38:1–42.6, Job 38:2, Job 38:7, Job 38:10–11, Job 38:14, Job 38:21, Job 38:22–23, Job 38:24–27, Job 38:36, Job 39:5–7, Job 39:9–12, Job 39:13–18, Job 39:14–16, Job 39:18, Job 39:24, Job 39:30, Job 40:1–2, Job 40:3–5, Job 40:4, Job 40:5, Job 40:6–7, Job 40:8, Job 40:11–12, Job 40:15–24, Job 41:1, Job 42:1–6, Job 42:5, Job 42:7, Job 42:8–9, Job 42:10, Job 42:11, Job 42:12, Job 42:14, Job 42:15, Job 42:16, Job 42:17</w:t>
-      </w:r>
-      <w:r>
-        <w:rPr>
           <w:lang w:val="en_US" w:bidi="en_US"/>
         </w:rPr>
       </w:r>
@@ -55709,7 +55702,7 @@
         <w:rPr>
           <w:lang w:val="en_US" w:bidi="en_US"/>
         </w:rPr>
-        <w:t>now no longer exists and was already rare by Moses's time. It was the strongest land animal in early Canaan. They never tamed this Old Testament symbol of strength (</w:t>
+        <w:t>now no longer exists and was already rare by the time of Moses. It was the strongest land animal in early Canaan. They never tamed this Old Testament symbol of strength (</w:t>
       </w:r>
       <w:hyperlink r:id="rId1353">
         <w:r>

--- a/eng/docx/18.content.docx
+++ b/eng/docx/18.content.docx
@@ -150,19 +150,6 @@
           <w:lang w:val="en_US" w:bidi="en_US"/>
         </w:rPr>
         <w:t>JOB</w:t>
-      </w:r>
-      <w:r>
-        <w:rPr>
-          <w:lang w:val="en_US" w:bidi="en_US"/>
-        </w:rPr>
-      </w:r>
-    </w:p>
-    <w:p>
-      <w:pPr/>
-      <w:r>
-        <w:rPr>
-          <w:lang w:val="en_US" w:bidi="en_US"/>
-        </w:rPr>
       </w:r>
       <w:r>
         <w:rPr>

--- a/eng/docx/18.content.docx
+++ b/eng/docx/18.content.docx
@@ -19,7 +19,7 @@
         <w:rPr>
           <w:lang w:val="en_US" w:bidi="en_US"/>
         </w:rPr>
-        <w:t>Resource: Study Notes (Tyndale)</w:t>
+        <w:t>Resource: Tyndale Open Study Notes</w:t>
       </w:r>
       <w:r>
         <w:rPr>
@@ -112,7 +112,7 @@
         <w:rPr>
           <w:lang w:val="en_US" w:bidi="en_US"/>
         </w:rPr>
-        <w:t>Study Notes (Tyndale)</w:t>
+        <w:t>Tyndale Open Study Notes</w:t>
       </w:r>
     </w:p>
     <w:p>

--- a/eng/docx/18.content.docx
+++ b/eng/docx/18.content.docx
@@ -19,7 +19,7 @@
         <w:rPr>
           <w:lang w:val="en_US" w:bidi="en_US"/>
         </w:rPr>
-        <w:t>Resource: Tyndale Open Study Notes</w:t>
+        <w:t>Resource: Aquifer Open Study Notes</w:t>
       </w:r>
       <w:r>
         <w:rPr>
@@ -112,7 +112,7 @@
         <w:rPr>
           <w:lang w:val="en_US" w:bidi="en_US"/>
         </w:rPr>
-        <w:t>Tyndale Open Study Notes</w:t>
+        <w:t>Aquifer Open Study Notes</w:t>
       </w:r>
     </w:p>
     <w:p>
